--- a/Završni_rad_VedranKravaica-07.09.2025.docx
+++ b/Završni_rad_VedranKravaica-07.09.2025.docx
@@ -6558,34 +6558,7 @@
     </w:p>
     <w:p>
       <w:r>
-        <w:t>Pod 3D v</w:t>
-      </w:r>
-      <w:r>
-        <w:t>izualizacij</w:t>
-      </w:r>
-      <w:r>
-        <w:t>om</w:t>
-      </w:r>
-      <w:r>
-        <w:t xml:space="preserve"> </w:t>
-      </w:r>
-      <w:r>
-        <w:t>pomoću</w:t>
-      </w:r>
-      <w:r>
-        <w:t xml:space="preserve"> računalnih tehnologija podrazumijeva</w:t>
-      </w:r>
-      <w:r>
-        <w:t>mo</w:t>
-      </w:r>
-      <w:r>
-        <w:t xml:space="preserve"> stvaranje i razvoj odabranih modela kojima se virtualno predočavaju položaj, odnosno nji</w:t>
-      </w:r>
-      <w:r>
-        <w:t>h</w:t>
-      </w:r>
-      <w:r>
-        <w:t xml:space="preserve">ov smještaj u postojećem fizičkom prostoru. Stvarnovremenskom (engl. </w:t>
+        <w:t xml:space="preserve">Pod 3D vizualizacijom pomoću računalnih tehnologija podrazumijevamo stvaranje i razvoj odabranih modela kojima se virtualno predočavaju položaj, odnosno njihov smještaj u postojećem fizičkom prostoru. Stvarnovremenskom (engl. </w:t>
       </w:r>
       <w:r>
         <w:rPr>
@@ -6595,7 +6568,16 @@
         <w:t>real-time</w:t>
       </w:r>
       <w:r>
-        <w:t xml:space="preserve">) animacijom, pojedinom statičkom modelu dodaju se značajke dinamike kretanja pojedinih njegovih elemenata. </w:t>
+        <w:t>) animacijom, pojedinom statičkom modelu</w:t>
+      </w:r>
+      <w:r>
+        <w:t>,</w:t>
+      </w:r>
+      <w:r>
+        <w:t xml:space="preserve"> dodaju se značajke dinamike kretanja pojedinih njegovih elemenata</w:t>
+      </w:r>
+      <w:r>
+        <w:t>, a izradom realistične teksture pridodaje se izgledu objekata sličnijem onih u stvarnom životu.</w:t>
       </w:r>
     </w:p>
     <w:p>
@@ -6613,7 +6595,13 @@
         <w:spacing w:after="200"/>
       </w:pPr>
       <w:r>
-        <w:t xml:space="preserve">poboljšanje performansi staze </w:t>
+        <w:t>poboljšanje performansi</w:t>
+      </w:r>
+      <w:r>
+        <w:t xml:space="preserve"> same</w:t>
+      </w:r>
+      <w:r>
+        <w:t xml:space="preserve"> staze </w:t>
       </w:r>
     </w:p>
     <w:p>
@@ -6626,7 +6614,13 @@
         <w:spacing w:after="200"/>
       </w:pPr>
       <w:r>
-        <w:t xml:space="preserve">u smjeru dinamike razvoja maksimalnih brzina kretanja trkačkih bolida duž staze, </w:t>
+        <w:t>u smjeru dinamike razvoja</w:t>
+      </w:r>
+      <w:r>
+        <w:t xml:space="preserve"> </w:t>
+      </w:r>
+      <w:r>
+        <w:t xml:space="preserve">maksimalnih brzina kretanja trkačkih bolida duž staze, </w:t>
       </w:r>
     </w:p>
     <w:p>
@@ -6639,7 +6633,25 @@
         <w:spacing w:after="200"/>
       </w:pPr>
       <w:r>
-        <w:t xml:space="preserve">optimizacije zahtjevnosti ponašanja samih vozača i ujedno atraktivnosti njihovih poteza tijekom utrke, </w:t>
+        <w:t>optimizacije zahtjevnosti ponašanja</w:t>
+      </w:r>
+      <w:r>
+        <w:t xml:space="preserve"> i mogućnosti</w:t>
+      </w:r>
+      <w:r>
+        <w:t xml:space="preserve"> samih vozača</w:t>
+      </w:r>
+      <w:r>
+        <w:t>,</w:t>
+      </w:r>
+      <w:r>
+        <w:t xml:space="preserve"> </w:t>
+      </w:r>
+      <w:r>
+        <w:t>te</w:t>
+      </w:r>
+      <w:r>
+        <w:t xml:space="preserve"> ujedno atraktivnosti njihovih poteza tijekom utrke, </w:t>
       </w:r>
     </w:p>
     <w:p>
@@ -6652,7 +6664,7 @@
         <w:spacing w:after="200"/>
       </w:pPr>
       <w:r>
-        <w:t>poboljšanje  trkačkih bolida</w:t>
+        <w:t>poboljšanje trkačkih bolida</w:t>
       </w:r>
     </w:p>
     <w:p>
@@ -6665,7 +6677,13 @@
         <w:spacing w:after="200"/>
       </w:pPr>
       <w:r>
-        <w:t>u smjeru daljnjeg razvoja njihovih performansi,</w:t>
+        <w:t xml:space="preserve">u smjeru </w:t>
+      </w:r>
+      <w:r>
+        <w:t xml:space="preserve">kontinuiranog </w:t>
+      </w:r>
+      <w:r>
+        <w:t>razvoja njihovih performansi,</w:t>
       </w:r>
     </w:p>
     <w:p>
@@ -6678,7 +6696,37 @@
         <w:spacing w:after="200"/>
       </w:pPr>
       <w:r>
-        <w:t>u suodnosu „čovjek/vozač - stroj“ ,</w:t>
+        <w:t xml:space="preserve">u suodnosu </w:t>
+      </w:r>
+      <w:r>
+        <w:t xml:space="preserve">između </w:t>
+      </w:r>
+      <w:r>
+        <w:t>čovjek</w:t>
+      </w:r>
+      <w:r>
+        <w:t xml:space="preserve">a, odnosno </w:t>
+      </w:r>
+      <w:r>
+        <w:t>vozač</w:t>
+      </w:r>
+      <w:r>
+        <w:t>a</w:t>
+      </w:r>
+      <w:r>
+        <w:t xml:space="preserve"> </w:t>
+      </w:r>
+      <w:r>
+        <w:t>i</w:t>
+      </w:r>
+      <w:r>
+        <w:t xml:space="preserve"> stroj</w:t>
+      </w:r>
+      <w:r>
+        <w:t>a</w:t>
+      </w:r>
+      <w:r>
+        <w:t xml:space="preserve"> ,</w:t>
       </w:r>
     </w:p>
     <w:p>
@@ -6704,7 +6752,13 @@
         <w:spacing w:after="200"/>
       </w:pPr>
       <w:r>
-        <w:t>u sigurnosnom smislu – po vozače i druge sudionike u utrci – uključujući i publiku,</w:t>
+        <w:t>u sigurnosnom smislu – po vozače i druge sudionike u utrci – uključujući i publiku</w:t>
+      </w:r>
+      <w:r>
+        <w:t xml:space="preserve"> koja to aktivno promatra</w:t>
+      </w:r>
+      <w:r>
+        <w:t>,</w:t>
       </w:r>
     </w:p>
     <w:p>
@@ -6738,11 +6792,11 @@
         <w:ind w:firstLine="360"/>
       </w:pPr>
       <w:r>
-        <w:t xml:space="preserve">Poseban segment primjene 3D modeliranja - vrlo su tražene i sve rasprostranjenije virtualne stvarnovremenske računalno podržane igre.  Uz taktičke ratne igre i sportska natjecanja - poput nogometa, ova primjena ima sada već dug povijesni put – stariji od generacije današnjih studenata. Zahvaljujući brzorastućem razvoju informacijske tehnologije (IT) današnje su igre realistično prikazane – što privlači velik dio kako mlađe, tako i one starije populacije. Posebno mjesto u tome imaju razne simulacije vezane za prometni sektor društva: kao što su razne </w:t>
+        <w:t xml:space="preserve">Poseban segment primjene 3D modeliranja - vrlo su tražene i sve rasprostranjenije virtualne stvarnovremenske računalno podržane igre.  Uz taktičke ratne igre i sportska natjecanja - poput nogometa, ova primjena ima sada već dug povijesni put – stariji od generacije današnjih studenata. Zahvaljujući brzorastućem razvoju informacijske tehnologije (IT) današnje su igre realistično prikazane – što privlači velik dio kako mlađe, tako i one starije populacije. Posebno mjesto u tome </w:t>
       </w:r>
       <w:r>
         <w:lastRenderedPageBreak/>
-        <w:t>simulacije vožnji (kopnom), plovidbi (morem i vodama) i letova (zrakom i svemirskim prostorom). Uz golemu zaradu, to je i glavni razlog nastavka razvoja virtualnih igara u IT industriji vezanoj za osobnu zabavu.</w:t>
+        <w:t>imaju razne simulacije vezane za prometni sektor društva: kao što su razne simulacije vožnji (kopnom), plovidbi (morem i vodama) i letova (zrakom i svemirskim prostorom). Uz golemu zaradu, to je i glavni razlog nastavka razvoja virtualnih igara u IT industriji vezanoj za osobnu zabavu.</w:t>
       </w:r>
       <w:r>
         <w:t xml:space="preserve"> </w:t>
@@ -6755,13 +6809,198 @@
     </w:p>
     <w:p>
       <w:r>
-        <w:t xml:space="preserve">Trenutno </w:t>
-      </w:r>
-      <w:r>
-        <w:t>na tržištu</w:t>
-      </w:r>
-      <w:r>
-        <w:t xml:space="preserve"> postoji niz raspoloživih programskih alata za 3D modeliranje. Uz mogućnosti koje pružaju, značajan kriterij za odabir su financijski izdaci potrebni za pojedinu korisničku uporabnu licencu. Tu su sada: Maya, Cinema4d, Blender, </w:t>
+        <w:t xml:space="preserve">Trenutno na tržištu postoji niz raspoloživih programskih alata za 3D modeliranje. Uz mogućnosti koje pružaju, značajan kriterij za odabir su financijski izdaci potrebni za pojedinu korisničku uporabnu licencu. </w:t>
+      </w:r>
+    </w:p>
+    <w:p>
+      <w:r>
+        <w:t xml:space="preserve">Tu su sada: </w:t>
+      </w:r>
+    </w:p>
+    <w:p>
+      <w:pPr>
+        <w:pStyle w:val="ListParagraph"/>
+        <w:numPr>
+          <w:ilvl w:val="0"/>
+          <w:numId w:val="21"/>
+        </w:numPr>
+      </w:pPr>
+      <w:r>
+        <w:t>Maya</w:t>
+      </w:r>
+      <w:r>
+        <w:t xml:space="preserve"> - koja se koristi za izradu virtualnih likova</w:t>
+      </w:r>
+      <w:r>
+        <w:t xml:space="preserve">, </w:t>
+      </w:r>
+      <w:r>
+        <w:t>animacija</w:t>
+      </w:r>
+      <w:r>
+        <w:t xml:space="preserve"> kao</w:t>
+      </w:r>
+      <w:r>
+        <w:t xml:space="preserve"> i detaljnih simulacija. Licenca trenutno košta 2010$ godišnje/255$ mjesečno.</w:t>
+      </w:r>
+    </w:p>
+    <w:p>
+      <w:pPr>
+        <w:pStyle w:val="ListParagraph"/>
+        <w:numPr>
+          <w:ilvl w:val="0"/>
+          <w:numId w:val="21"/>
+        </w:numPr>
+      </w:pPr>
+      <w:r>
+        <w:t>Cinema4d</w:t>
+      </w:r>
+      <w:r>
+        <w:t xml:space="preserve"> –</w:t>
+      </w:r>
+      <w:r>
+        <w:t xml:space="preserve"> riješenje za profesionalni softver za 3d modeliranje, animaciju, simulaciju i renderanje kao i izradu vizualnih efekata od Maxona.</w:t>
+      </w:r>
+      <w:r>
+        <w:t xml:space="preserve"> </w:t>
+      </w:r>
+      <w:r>
+        <w:t>Licenca je 859$ godišnje.</w:t>
+      </w:r>
+    </w:p>
+    <w:p>
+      <w:pPr>
+        <w:pStyle w:val="ListParagraph"/>
+        <w:numPr>
+          <w:ilvl w:val="0"/>
+          <w:numId w:val="21"/>
+        </w:numPr>
+      </w:pPr>
+      <w:r>
+        <w:t>Blender</w:t>
+      </w:r>
+      <w:r>
+        <w:t xml:space="preserve"> </w:t>
+      </w:r>
+      <w:r>
+        <w:t>–</w:t>
+      </w:r>
+      <w:r>
+        <w:t xml:space="preserve"> besplat</w:t>
+      </w:r>
+      <w:r>
+        <w:t>an i svestran softver otvorenog koda za 3d modeliranje, animaciju, renderanje, uređivanje videa i zvuka, kreiranja tekstura</w:t>
+      </w:r>
+      <w:r>
+        <w:t>, vizualnih efekata</w:t>
+      </w:r>
+      <w:r>
+        <w:t xml:space="preserve"> i još mnogo toga. To ga čini odličnim odabirom za mnoge profesionalne namjene.</w:t>
+      </w:r>
+    </w:p>
+    <w:p>
+      <w:pPr>
+        <w:pStyle w:val="ListParagraph"/>
+        <w:numPr>
+          <w:ilvl w:val="0"/>
+          <w:numId w:val="21"/>
+        </w:numPr>
+      </w:pPr>
+      <w:r>
+        <w:t>Zbrush</w:t>
+      </w:r>
+      <w:r>
+        <w:t xml:space="preserve"> – koristi se </w:t>
+      </w:r>
+      <w:r>
+        <w:t>za digitalno kreiranje skulptura, modeliranje i bojanje. Licenca je 441$ godišnje.</w:t>
+      </w:r>
+    </w:p>
+    <w:p>
+      <w:pPr>
+        <w:pStyle w:val="ListParagraph"/>
+        <w:numPr>
+          <w:ilvl w:val="0"/>
+          <w:numId w:val="21"/>
+        </w:numPr>
+      </w:pPr>
+      <w:r>
+        <w:t>AutoCAD</w:t>
+      </w:r>
+      <w:r>
+        <w:t xml:space="preserve"> – odabir koji se često koristi u tehničkom polju, inžinjeringu i arhitekturi koje zahtjevaju tehničke zapise i konstrukcije u 2D i 3D. Licenca košta 2095$ godišnje i 260$ mjesečno</w:t>
+      </w:r>
+    </w:p>
+    <w:p>
+      <w:pPr>
+        <w:pStyle w:val="ListParagraph"/>
+        <w:numPr>
+          <w:ilvl w:val="0"/>
+          <w:numId w:val="21"/>
+        </w:numPr>
+      </w:pPr>
+      <w:r>
+        <w:t>Tinkercad</w:t>
+      </w:r>
+      <w:r>
+        <w:t xml:space="preserve"> – </w:t>
+      </w:r>
+      <w:r>
+        <w:t>jednostavan i pristupačan besplatan alat odličan za početnike u 3D modeliranje i jednostavne projekte.</w:t>
+      </w:r>
+    </w:p>
+    <w:p>
+      <w:pPr>
+        <w:pStyle w:val="ListParagraph"/>
+        <w:numPr>
+          <w:ilvl w:val="0"/>
+          <w:numId w:val="21"/>
+        </w:numPr>
+      </w:pPr>
+      <w:r>
+        <w:t>Fusion 360</w:t>
+      </w:r>
+      <w:r>
+        <w:t xml:space="preserve"> – program za 3D modeliranje koje se bazire u oblaku i ujedinjuje računalno potpomognuto projektiranje (CAD), računalno potpomognutu proizvodnju (CAM), računalno potpomognuto inžinjerstvo (CAE) i dizajn tiskanih ploča (PCB)</w:t>
+      </w:r>
+      <w:r>
+        <w:t xml:space="preserve"> u jedinstveno integrirano okruženje za </w:t>
+      </w:r>
+      <w:r>
+        <w:lastRenderedPageBreak/>
+        <w:t>razvoj proizvoda.</w:t>
+      </w:r>
+      <w:r>
+        <w:t xml:space="preserve"> Licenca košta 680$ godišnje i 85$ mjesečno</w:t>
+      </w:r>
+      <w:r>
+        <w:t xml:space="preserve"> </w:t>
+      </w:r>
+      <w:r>
+        <w:rPr>
+          <w:color w:val="FF0000"/>
+        </w:rPr>
+        <w:t>(</w:t>
+      </w:r>
+      <w:r>
+        <w:rPr>
+          <w:color w:val="FF0000"/>
+        </w:rPr>
+        <w:t>urediti jer je poluprepisano</w:t>
+      </w:r>
+      <w:r>
+        <w:rPr>
+          <w:color w:val="FF0000"/>
+        </w:rPr>
+        <w:t>)</w:t>
+      </w:r>
+    </w:p>
+    <w:p>
+      <w:r>
+        <w:t>To</w:t>
+      </w:r>
+      <w:r>
+        <w:t xml:space="preserve"> su jedni od popularnijih programa koji su svaki u svojoj domeni značajniji od ostalih.</w:t>
       </w:r>
     </w:p>
     <w:p>
@@ -6771,8 +7010,369 @@
           <w:ilvl w:val="1"/>
           <w:numId w:val="19"/>
         </w:numPr>
-      </w:pPr>
-    </w:p>
+        <w:rPr>
+          <w:sz w:val="28"/>
+          <w:szCs w:val="28"/>
+        </w:rPr>
+      </w:pPr>
+      <w:r>
+        <w:rPr>
+          <w:sz w:val="28"/>
+          <w:szCs w:val="28"/>
+        </w:rPr>
+        <w:t>Softverski alat</w:t>
+      </w:r>
+    </w:p>
+    <w:p>
+      <w:r>
+        <w:t xml:space="preserve">Cjelokupno 3D modeliranje u okviru ovog rada provedeno je pomoću skupa softverskog alata  „Blender“ </w:t>
+      </w:r>
+      <w:r>
+        <w:rPr>
+          <w:color w:val="FF0000"/>
+        </w:rPr>
+        <w:t xml:space="preserve">(napomena: držati se specifikacije značajki sa </w:t>
+      </w:r>
+      <w:hyperlink r:id="rId8" w:history="1">
+        <w:r>
+          <w:rPr>
+            <w:rStyle w:val="Hyperlink"/>
+            <w:color w:val="FF0000"/>
+          </w:rPr>
+          <w:t>https://en.wikipedia.org/wiki/Blender_(software)</w:t>
+        </w:r>
+      </w:hyperlink>
+      <w:r>
+        <w:rPr>
+          <w:color w:val="FF0000"/>
+        </w:rPr>
+        <w:t xml:space="preserve"> ili neke druge!)</w:t>
+      </w:r>
+      <w:r>
+        <w:t>. Razlog odabira jest u tome što je ovaj alat otvorenog koda</w:t>
+      </w:r>
+      <w:r>
+        <w:t>,</w:t>
+      </w:r>
+      <w:r>
+        <w:t xml:space="preserve"> nije iziskivao financijske izdatke za njegovu</w:t>
+      </w:r>
+      <w:r>
+        <w:t xml:space="preserve"> upotrebu</w:t>
+      </w:r>
+      <w:r>
+        <w:t xml:space="preserve">, podrživ je na raznim platformama i zajednica pruža </w:t>
+      </w:r>
+      <w:r>
+        <w:t>podršku, resurse te pomaže u poboljšanju softvera</w:t>
+      </w:r>
+      <w:r>
+        <w:t>. Sama obučanost za njegovu uporabu, barem u obimu koji je zahtjevao ovaj rad, ne traži posebnu edukaciju putem tečaja.</w:t>
+      </w:r>
+      <w:r>
+        <w:t xml:space="preserve"> V</w:t>
+      </w:r>
+      <w:r>
+        <w:t>rlo</w:t>
+      </w:r>
+      <w:r>
+        <w:t xml:space="preserve"> je</w:t>
+      </w:r>
+      <w:r>
+        <w:t xml:space="preserve"> intuitivan</w:t>
+      </w:r>
+      <w:r>
+        <w:t>,</w:t>
+      </w:r>
+      <w:r>
+        <w:t xml:space="preserve"> korisnički orijentiran</w:t>
+      </w:r>
+      <w:r>
+        <w:t xml:space="preserve"> i dovoljno rasprostranjen internetom tako da je do informacija o tome kako nešto napraviti lako doći</w:t>
+      </w:r>
+      <w:r>
+        <w:t>, što doprinosti njegovom prihvaćanju od studenata koji se bave početnim koracima u savladavanju potrebnih vještina. Može se ustvrditi da dobra polazna akademska osnova za ulazak svijeta 3D modeliranja.</w:t>
+      </w:r>
+      <w:r>
+        <w:t xml:space="preserve"> Alat nudi mnoštvo specifikacija i značajki kao što su modeliranje, kiparstvo, rigging, animacija, simulacija, renderiranjem, kompouiting, praćenje pokreta i uređivanje videa i zvuka. </w:t>
+      </w:r>
+    </w:p>
+    <w:p>
+      <w:pPr>
+        <w:pStyle w:val="ListParagraph"/>
+        <w:numPr>
+          <w:ilvl w:val="0"/>
+          <w:numId w:val="22"/>
+        </w:numPr>
+      </w:pPr>
+      <w:r>
+        <w:t>Za modeliranje korsite se (geometrijske primitive??) poligoni, Bezier krivulje, NAPAD površine, tekst</w:t>
+      </w:r>
+    </w:p>
+    <w:p>
+      <w:pPr>
+        <w:pStyle w:val="ListParagraph"/>
+        <w:numPr>
+          <w:ilvl w:val="0"/>
+          <w:numId w:val="22"/>
+        </w:numPr>
+      </w:pPr>
+      <w:r>
+        <w:t>Modifikatori – omogućuju manipulaciju odabranim objektom u željenom smjeru kao što su na primjer stvaranje, izobličavanje ili optimiziranje.</w:t>
+      </w:r>
+    </w:p>
+    <w:p>
+      <w:pPr>
+        <w:pStyle w:val="ListParagraph"/>
+        <w:numPr>
+          <w:ilvl w:val="0"/>
+          <w:numId w:val="22"/>
+        </w:numPr>
+      </w:pPr>
+      <w:r>
+        <w:t>Skulpturiranje – digitalno crtanje s većom rezolucijom i dinamičnom topologijom</w:t>
+      </w:r>
+      <w:r>
+        <w:t xml:space="preserve">. Koristi se za pojednostavljenje modela prije izvoza, npr. </w:t>
+      </w:r>
+      <w:r>
+        <w:t>I</w:t>
+      </w:r>
+      <w:r>
+        <w:t>gre</w:t>
+      </w:r>
+    </w:p>
+    <w:p>
+      <w:pPr>
+        <w:pStyle w:val="ListParagraph"/>
+        <w:numPr>
+          <w:ilvl w:val="0"/>
+          <w:numId w:val="22"/>
+        </w:numPr>
+      </w:pPr>
+      <w:r>
+        <w:t xml:space="preserve">Geometrijski čvorovi (engl. </w:t>
+      </w:r>
+      <w:r>
+        <w:rPr>
+          <w:i/>
+          <w:iCs/>
+        </w:rPr>
+        <w:t>Geometry Nodes</w:t>
+      </w:r>
+      <w:r>
+        <w:t xml:space="preserve">) – pruža više mogućnosti preciznijeg uređivanja karakteristika objekata kao pozicije, normale i UV karte (engl. </w:t>
+      </w:r>
+      <w:r>
+        <w:rPr>
+          <w:i/>
+          <w:iCs/>
+        </w:rPr>
+        <w:t>UV mapping</w:t>
+      </w:r>
+      <w:r>
+        <w:t>)</w:t>
+      </w:r>
+    </w:p>
+    <w:p>
+      <w:pPr>
+        <w:pStyle w:val="ListParagraph"/>
+        <w:numPr>
+          <w:ilvl w:val="0"/>
+          <w:numId w:val="22"/>
+        </w:numPr>
+      </w:pPr>
+      <w:r>
+        <w:t>Simulacije – moguće je koristiti simulacije poput dima, kiše, prašine, tkanine, tekućine, kose i krutih tijela</w:t>
+      </w:r>
+    </w:p>
+    <w:p>
+      <w:pPr>
+        <w:pStyle w:val="ListParagraph"/>
+        <w:numPr>
+          <w:ilvl w:val="0"/>
+          <w:numId w:val="22"/>
+        </w:numPr>
+      </w:pPr>
+      <w:r>
+        <w:t xml:space="preserve">Animacije – uključuje mogućnosti poput armature, kuke, krivulja, odredba mase pomoću masne olovke (engl. </w:t>
+      </w:r>
+      <w:r>
+        <w:rPr>
+          <w:i/>
+          <w:iCs/>
+        </w:rPr>
+        <w:t>Grease Pencil</w:t>
+      </w:r>
+      <w:r>
+        <w:t>)</w:t>
+      </w:r>
+    </w:p>
+    <w:p>
+      <w:pPr>
+        <w:pStyle w:val="ListParagraph"/>
+        <w:numPr>
+          <w:ilvl w:val="0"/>
+          <w:numId w:val="22"/>
+        </w:numPr>
+      </w:pPr>
+      <w:r>
+        <w:lastRenderedPageBreak/>
+        <w:t>Rendering – uključuje 3 načina renderanja: „Cycles“ koji simulira kako svjetlost djeluje s objektima</w:t>
+      </w:r>
+      <w:r>
+        <w:t xml:space="preserve"> i podržava prikaz kroz CPU i GPU, EEVEE koja rendera na način da simulira površine i svijetlosti iz stvarnog života te „Workbench“ render koji je dizajniran za brzi pregled tijekom modeliranja i pregleda animacije u stvarnom vremenu</w:t>
+      </w:r>
+    </w:p>
+    <w:p>
+      <w:pPr>
+        <w:pStyle w:val="ListParagraph"/>
+        <w:numPr>
+          <w:ilvl w:val="0"/>
+          <w:numId w:val="22"/>
+        </w:numPr>
+      </w:pPr>
+      <w:r>
+        <w:t>Postprodukcija – uključuje nelinearni video uređivač uz podršku poput Gaussovog zamagljivanja, ocjenjeivanja boja, izbljeđivanja i prijelaza</w:t>
+      </w:r>
+    </w:p>
+    <w:p>
+      <w:pPr>
+        <w:pStyle w:val="ListParagraph"/>
+        <w:numPr>
+          <w:ilvl w:val="0"/>
+          <w:numId w:val="22"/>
+        </w:numPr>
+      </w:pPr>
+      <w:r>
+        <w:t xml:space="preserve">Plugin / addon i skripte – stvoreni prilagođeni alati od strane zajednice za </w:t>
+      </w:r>
+      <w:r>
+        <w:t>automatizaciju nekih procesa</w:t>
+      </w:r>
+    </w:p>
+    <w:p>
+      <w:r>
+        <w:t>Pomoću njih omogućuje izradu skulptura, modela, idiličnih scena, simulacija, animacija i vizualnih efekata</w:t>
+      </w:r>
+      <w:r>
+        <w:t>.</w:t>
+      </w:r>
+    </w:p>
+    <w:p/>
+    <w:p>
+      <w:pPr>
+        <w:pStyle w:val="ListParagraph"/>
+        <w:numPr>
+          <w:ilvl w:val="1"/>
+          <w:numId w:val="19"/>
+        </w:numPr>
+        <w:rPr>
+          <w:sz w:val="28"/>
+          <w:szCs w:val="28"/>
+        </w:rPr>
+      </w:pPr>
+      <w:r>
+        <w:rPr>
+          <w:sz w:val="28"/>
+          <w:szCs w:val="28"/>
+        </w:rPr>
+        <w:t>Korištene značajke računala</w:t>
+      </w:r>
+    </w:p>
+    <w:p>
+      <w:r>
+        <w:t xml:space="preserve">Softver koji je korišten </w:t>
+      </w:r>
+      <w:r>
+        <w:t>kroz</w:t>
+      </w:r>
+      <w:r>
+        <w:rPr>
+          <w:color w:val="FF0000"/>
+        </w:rPr>
+        <w:t xml:space="preserve"> </w:t>
+      </w:r>
+      <w:r>
+        <w:t xml:space="preserve">4.4.2 </w:t>
+      </w:r>
+      <w:r>
+        <w:t>inačic</w:t>
+      </w:r>
+      <w:r>
+        <w:t>u pa sve do trenutne inačice 4.5.1</w:t>
+      </w:r>
+      <w:r>
+        <w:t xml:space="preserve">, na operativnoj platformi Windows </w:t>
+      </w:r>
+      <w:r>
+        <w:t>10</w:t>
+      </w:r>
+      <w:r>
+        <w:t xml:space="preserve">, služio je za izradu </w:t>
+      </w:r>
+      <w:r>
+        <w:t>scene</w:t>
+      </w:r>
+      <w:r>
+        <w:t xml:space="preserve"> virtualne stvarnosti koja je uključival</w:t>
+      </w:r>
+      <w:r>
+        <w:t>a kreiranje modela objekata, njihovih tekstura i njihov raspored u sceni</w:t>
+      </w:r>
+      <w:r>
+        <w:t xml:space="preserve">. Proširiva je sa pokretnom grafikom </w:t>
+      </w:r>
+      <w:r>
+        <w:t>odnosno animacijom koja može simulirati utrku ili postavljanje vremena koliko je potrebno da se staza odvozi</w:t>
+      </w:r>
+      <w:r>
+        <w:t>. Od hardvera su korišteni</w:t>
+      </w:r>
+      <w:r>
+        <w:t xml:space="preserve"> Ryzen 5 5600x</w:t>
+      </w:r>
+      <w:r>
+        <w:t xml:space="preserve"> procesor, grafička kartica</w:t>
+      </w:r>
+      <w:r>
+        <w:t xml:space="preserve"> nVidia GeForce 3060 koju sam morao nadograditi iz starije verzije GeForce 1050ti</w:t>
+      </w:r>
+      <w:r>
+        <w:t xml:space="preserve">, </w:t>
+      </w:r>
+      <w:r>
+        <w:t xml:space="preserve">16gb </w:t>
+      </w:r>
+      <w:r>
+        <w:t>RAM</w:t>
+      </w:r>
+      <w:r>
+        <w:t>-a koje sam nadogradio na 32gb i</w:t>
+      </w:r>
+      <w:r>
+        <w:t xml:space="preserve"> </w:t>
+      </w:r>
+      <w:r>
+        <w:t>27''</w:t>
+      </w:r>
+      <w:r>
+        <w:t xml:space="preserve"> 165Hz</w:t>
+      </w:r>
+      <w:r>
+        <w:t xml:space="preserve"> </w:t>
+      </w:r>
+      <w:r>
+        <w:t>zaslon</w:t>
+      </w:r>
+      <w:r>
+        <w:t>.</w:t>
+      </w:r>
+      <w:r>
+        <w:t xml:space="preserve"> </w:t>
+      </w:r>
+    </w:p>
+    <w:p/>
     <w:p>
       <w:pPr>
         <w:pStyle w:val="Heading1"/>
@@ -6907,7 +7507,7 @@
                     </pic:cNvPicPr>
                   </pic:nvPicPr>
                   <pic:blipFill>
-                    <a:blip r:embed="rId8">
+                    <a:blip r:embed="rId9">
                       <a:extLst>
                         <a:ext uri="{28A0092B-C50C-407E-A947-70E740481C1C}">
                           <a14:useLocalDpi xmlns:a14="http://schemas.microsoft.com/office/drawing/2010/main" val="0"/>
@@ -8602,7 +9202,7 @@
                     </pic:cNvPicPr>
                   </pic:nvPicPr>
                   <pic:blipFill>
-                    <a:blip r:embed="rId9" cstate="print">
+                    <a:blip r:embed="rId10" cstate="print">
                       <a:extLst>
                         <a:ext uri="{28A0092B-C50C-407E-A947-70E740481C1C}">
                           <a14:useLocalDpi xmlns:a14="http://schemas.microsoft.com/office/drawing/2010/main" val="0"/>
@@ -8759,7 +9359,7 @@
                     </pic:cNvPicPr>
                   </pic:nvPicPr>
                   <pic:blipFill rotWithShape="1">
-                    <a:blip r:embed="rId10">
+                    <a:blip r:embed="rId11">
                       <a:extLst>
                         <a:ext uri="{28A0092B-C50C-407E-A947-70E740481C1C}">
                           <a14:useLocalDpi xmlns:a14="http://schemas.microsoft.com/office/drawing/2010/main" val="0"/>
@@ -8915,7 +9515,7 @@
                     </pic:cNvPicPr>
                   </pic:nvPicPr>
                   <pic:blipFill>
-                    <a:blip r:embed="rId11">
+                    <a:blip r:embed="rId12">
                       <a:extLst>
                         <a:ext uri="{28A0092B-C50C-407E-A947-70E740481C1C}">
                           <a14:useLocalDpi xmlns:a14="http://schemas.microsoft.com/office/drawing/2010/main" val="0"/>
@@ -8974,7 +9574,7 @@
                     </pic:cNvPicPr>
                   </pic:nvPicPr>
                   <pic:blipFill>
-                    <a:blip r:embed="rId12">
+                    <a:blip r:embed="rId13">
                       <a:extLst>
                         <a:ext uri="{28A0092B-C50C-407E-A947-70E740481C1C}">
                           <a14:useLocalDpi xmlns:a14="http://schemas.microsoft.com/office/drawing/2010/main" val="0"/>
@@ -9104,7 +9704,7 @@
           <w:noProof/>
         </w:rPr>
         <w:drawing>
-          <wp:inline distT="0" distB="0" distL="0" distR="0" wp14:anchorId="015EDAEE" wp14:editId="4B60AEEF">
+          <wp:inline distT="0" distB="0" distL="0" distR="0" wp14:anchorId="015EDAEE" wp14:editId="5CA5628E">
             <wp:extent cx="2431972" cy="1332000"/>
             <wp:effectExtent l="0" t="0" r="0" b="0"/>
             <wp:docPr id="611174828" name="Picture 3"/>
@@ -9121,7 +9721,7 @@
                     </pic:cNvPicPr>
                   </pic:nvPicPr>
                   <pic:blipFill>
-                    <a:blip r:embed="rId13" cstate="print">
+                    <a:blip r:embed="rId14" cstate="print">
                       <a:extLst>
                         <a:ext uri="{28A0092B-C50C-407E-A947-70E740481C1C}">
                           <a14:useLocalDpi xmlns:a14="http://schemas.microsoft.com/office/drawing/2010/main" val="0"/>
@@ -9163,7 +9763,7 @@
           <w:noProof/>
         </w:rPr>
         <w:drawing>
-          <wp:inline distT="0" distB="0" distL="0" distR="0" wp14:anchorId="0D417A5B" wp14:editId="3B3A6C7C">
+          <wp:inline distT="0" distB="0" distL="0" distR="0" wp14:anchorId="0D417A5B" wp14:editId="513796EA">
             <wp:extent cx="2488422" cy="1332000"/>
             <wp:effectExtent l="0" t="0" r="0" b="0"/>
             <wp:docPr id="336138978" name="Picture 4"/>
@@ -9180,7 +9780,7 @@
                     </pic:cNvPicPr>
                   </pic:nvPicPr>
                   <pic:blipFill>
-                    <a:blip r:embed="rId14" cstate="print">
+                    <a:blip r:embed="rId15" cstate="print">
                       <a:extLst>
                         <a:ext uri="{28A0092B-C50C-407E-A947-70E740481C1C}">
                           <a14:useLocalDpi xmlns:a14="http://schemas.microsoft.com/office/drawing/2010/main" val="0"/>
@@ -9222,7 +9822,7 @@
           <w:noProof/>
         </w:rPr>
         <w:drawing>
-          <wp:inline distT="0" distB="0" distL="0" distR="0" wp14:anchorId="4F78A176" wp14:editId="68EF3112">
+          <wp:inline distT="0" distB="0" distL="0" distR="0" wp14:anchorId="4F78A176" wp14:editId="01EBE187">
             <wp:extent cx="2517647" cy="1332000"/>
             <wp:effectExtent l="0" t="0" r="0" b="0"/>
             <wp:docPr id="724653520" name="Picture 2" descr="A screenshot of a computer&#10;&#10;AI-generated content may be incorrect."/>
@@ -9239,7 +9839,7 @@
                     </pic:cNvPicPr>
                   </pic:nvPicPr>
                   <pic:blipFill>
-                    <a:blip r:embed="rId15" cstate="print">
+                    <a:blip r:embed="rId16" cstate="print">
                       <a:extLst>
                         <a:ext uri="{28A0092B-C50C-407E-A947-70E740481C1C}">
                           <a14:useLocalDpi xmlns:a14="http://schemas.microsoft.com/office/drawing/2010/main" val="0"/>
@@ -9295,7 +9895,7 @@
                     </pic:cNvPicPr>
                   </pic:nvPicPr>
                   <pic:blipFill>
-                    <a:blip r:embed="rId16" cstate="print">
+                    <a:blip r:embed="rId17" cstate="print">
                       <a:extLst>
                         <a:ext uri="{28A0092B-C50C-407E-A947-70E740481C1C}">
                           <a14:useLocalDpi xmlns:a14="http://schemas.microsoft.com/office/drawing/2010/main" val="0"/>
@@ -9375,7 +9975,7 @@
                     </pic:cNvPicPr>
                   </pic:nvPicPr>
                   <pic:blipFill>
-                    <a:blip r:embed="rId17" cstate="print">
+                    <a:blip r:embed="rId18" cstate="print">
                       <a:extLst>
                         <a:ext uri="{28A0092B-C50C-407E-A947-70E740481C1C}">
                           <a14:useLocalDpi xmlns:a14="http://schemas.microsoft.com/office/drawing/2010/main" val="0"/>
@@ -9441,7 +10041,7 @@
                     </pic:cNvPicPr>
                   </pic:nvPicPr>
                   <pic:blipFill>
-                    <a:blip r:embed="rId18" cstate="print">
+                    <a:blip r:embed="rId19" cstate="print">
                       <a:extLst>
                         <a:ext uri="{28A0092B-C50C-407E-A947-70E740481C1C}">
                           <a14:useLocalDpi xmlns:a14="http://schemas.microsoft.com/office/drawing/2010/main" val="0"/>
@@ -9499,7 +10099,7 @@
                     </pic:cNvPicPr>
                   </pic:nvPicPr>
                   <pic:blipFill>
-                    <a:blip r:embed="rId19" cstate="print">
+                    <a:blip r:embed="rId20" cstate="print">
                       <a:extLst>
                         <a:ext uri="{28A0092B-C50C-407E-A947-70E740481C1C}">
                           <a14:useLocalDpi xmlns:a14="http://schemas.microsoft.com/office/drawing/2010/main" val="0"/>
@@ -9657,7 +10257,7 @@
                     </pic:cNvPicPr>
                   </pic:nvPicPr>
                   <pic:blipFill>
-                    <a:blip r:embed="rId20">
+                    <a:blip r:embed="rId21">
                       <a:extLst>
                         <a:ext uri="{28A0092B-C50C-407E-A947-70E740481C1C}">
                           <a14:useLocalDpi xmlns:a14="http://schemas.microsoft.com/office/drawing/2010/main" val="0"/>
@@ -9715,7 +10315,7 @@
                     </pic:cNvPicPr>
                   </pic:nvPicPr>
                   <pic:blipFill>
-                    <a:blip r:embed="rId21">
+                    <a:blip r:embed="rId22">
                       <a:extLst>
                         <a:ext uri="{28A0092B-C50C-407E-A947-70E740481C1C}">
                           <a14:useLocalDpi xmlns:a14="http://schemas.microsoft.com/office/drawing/2010/main" val="0"/>
@@ -9819,7 +10419,7 @@
                     </pic:cNvPicPr>
                   </pic:nvPicPr>
                   <pic:blipFill>
-                    <a:blip r:embed="rId22" cstate="print">
+                    <a:blip r:embed="rId23" cstate="print">
                       <a:extLst>
                         <a:ext uri="{28A0092B-C50C-407E-A947-70E740481C1C}">
                           <a14:useLocalDpi xmlns:a14="http://schemas.microsoft.com/office/drawing/2010/main" val="0"/>
@@ -11017,8 +11617,8 @@
       </w:pPr>
     </w:p>
     <w:sectPr>
-      <w:footerReference w:type="default" r:id="rId23"/>
-      <w:footerReference w:type="first" r:id="rId24"/>
+      <w:footerReference w:type="default" r:id="rId24"/>
+      <w:footerReference w:type="first" r:id="rId25"/>
       <w:pgSz w:w="11906" w:h="16838"/>
       <w:pgMar w:top="1418" w:right="1418" w:bottom="1418" w:left="1418" w:header="709" w:footer="709" w:gutter="0"/>
       <w:cols w:space="708"/>
@@ -11396,6 +11996,119 @@
     </w:lvl>
   </w:abstractNum>
   <w:abstractNum w:abstractNumId="2" w15:restartNumberingAfterBreak="0">
+    <w:nsid w:val="1D376BE9"/>
+    <w:multiLevelType w:val="hybridMultilevel"/>
+    <w:tmpl w:val="454A9080"/>
+    <w:lvl w:ilvl="0" w:tplc="08090001">
+      <w:start w:val="1"/>
+      <w:numFmt w:val="bullet"/>
+      <w:lvlText w:val=""/>
+      <w:lvlJc w:val="left"/>
+      <w:pPr>
+        <w:ind w:left="1004" w:hanging="360"/>
+      </w:pPr>
+      <w:rPr>
+        <w:rFonts w:ascii="Symbol" w:hAnsi="Symbol" w:hint="default"/>
+      </w:rPr>
+    </w:lvl>
+    <w:lvl w:ilvl="1" w:tplc="08090003" w:tentative="1">
+      <w:start w:val="1"/>
+      <w:numFmt w:val="bullet"/>
+      <w:lvlText w:val="o"/>
+      <w:lvlJc w:val="left"/>
+      <w:pPr>
+        <w:ind w:left="1724" w:hanging="360"/>
+      </w:pPr>
+      <w:rPr>
+        <w:rFonts w:ascii="Courier New" w:hAnsi="Courier New" w:cs="Courier New" w:hint="default"/>
+      </w:rPr>
+    </w:lvl>
+    <w:lvl w:ilvl="2" w:tplc="08090005" w:tentative="1">
+      <w:start w:val="1"/>
+      <w:numFmt w:val="bullet"/>
+      <w:lvlText w:val=""/>
+      <w:lvlJc w:val="left"/>
+      <w:pPr>
+        <w:ind w:left="2444" w:hanging="360"/>
+      </w:pPr>
+      <w:rPr>
+        <w:rFonts w:ascii="Wingdings" w:hAnsi="Wingdings" w:hint="default"/>
+      </w:rPr>
+    </w:lvl>
+    <w:lvl w:ilvl="3" w:tplc="08090001" w:tentative="1">
+      <w:start w:val="1"/>
+      <w:numFmt w:val="bullet"/>
+      <w:lvlText w:val=""/>
+      <w:lvlJc w:val="left"/>
+      <w:pPr>
+        <w:ind w:left="3164" w:hanging="360"/>
+      </w:pPr>
+      <w:rPr>
+        <w:rFonts w:ascii="Symbol" w:hAnsi="Symbol" w:hint="default"/>
+      </w:rPr>
+    </w:lvl>
+    <w:lvl w:ilvl="4" w:tplc="08090003" w:tentative="1">
+      <w:start w:val="1"/>
+      <w:numFmt w:val="bullet"/>
+      <w:lvlText w:val="o"/>
+      <w:lvlJc w:val="left"/>
+      <w:pPr>
+        <w:ind w:left="3884" w:hanging="360"/>
+      </w:pPr>
+      <w:rPr>
+        <w:rFonts w:ascii="Courier New" w:hAnsi="Courier New" w:cs="Courier New" w:hint="default"/>
+      </w:rPr>
+    </w:lvl>
+    <w:lvl w:ilvl="5" w:tplc="08090005" w:tentative="1">
+      <w:start w:val="1"/>
+      <w:numFmt w:val="bullet"/>
+      <w:lvlText w:val=""/>
+      <w:lvlJc w:val="left"/>
+      <w:pPr>
+        <w:ind w:left="4604" w:hanging="360"/>
+      </w:pPr>
+      <w:rPr>
+        <w:rFonts w:ascii="Wingdings" w:hAnsi="Wingdings" w:hint="default"/>
+      </w:rPr>
+    </w:lvl>
+    <w:lvl w:ilvl="6" w:tplc="08090001" w:tentative="1">
+      <w:start w:val="1"/>
+      <w:numFmt w:val="bullet"/>
+      <w:lvlText w:val=""/>
+      <w:lvlJc w:val="left"/>
+      <w:pPr>
+        <w:ind w:left="5324" w:hanging="360"/>
+      </w:pPr>
+      <w:rPr>
+        <w:rFonts w:ascii="Symbol" w:hAnsi="Symbol" w:hint="default"/>
+      </w:rPr>
+    </w:lvl>
+    <w:lvl w:ilvl="7" w:tplc="08090003" w:tentative="1">
+      <w:start w:val="1"/>
+      <w:numFmt w:val="bullet"/>
+      <w:lvlText w:val="o"/>
+      <w:lvlJc w:val="left"/>
+      <w:pPr>
+        <w:ind w:left="6044" w:hanging="360"/>
+      </w:pPr>
+      <w:rPr>
+        <w:rFonts w:ascii="Courier New" w:hAnsi="Courier New" w:cs="Courier New" w:hint="default"/>
+      </w:rPr>
+    </w:lvl>
+    <w:lvl w:ilvl="8" w:tplc="08090005" w:tentative="1">
+      <w:start w:val="1"/>
+      <w:numFmt w:val="bullet"/>
+      <w:lvlText w:val=""/>
+      <w:lvlJc w:val="left"/>
+      <w:pPr>
+        <w:ind w:left="6764" w:hanging="360"/>
+      </w:pPr>
+      <w:rPr>
+        <w:rFonts w:ascii="Wingdings" w:hAnsi="Wingdings" w:hint="default"/>
+      </w:rPr>
+    </w:lvl>
+  </w:abstractNum>
+  <w:abstractNum w:abstractNumId="3" w15:restartNumberingAfterBreak="0">
     <w:nsid w:val="239F42F1"/>
     <w:multiLevelType w:val="multilevel"/>
     <w:tmpl w:val="7C123064"/>
@@ -11525,7 +12238,7 @@
       </w:rPr>
     </w:lvl>
   </w:abstractNum>
-  <w:abstractNum w:abstractNumId="3" w15:restartNumberingAfterBreak="0">
+  <w:abstractNum w:abstractNumId="4" w15:restartNumberingAfterBreak="0">
     <w:nsid w:val="2D391106"/>
     <w:multiLevelType w:val="hybridMultilevel"/>
     <w:tmpl w:val="116E20CA"/>
@@ -11614,7 +12327,7 @@
       </w:pPr>
     </w:lvl>
   </w:abstractNum>
-  <w:abstractNum w:abstractNumId="4" w15:restartNumberingAfterBreak="0">
+  <w:abstractNum w:abstractNumId="5" w15:restartNumberingAfterBreak="0">
     <w:nsid w:val="352C178D"/>
     <w:multiLevelType w:val="hybridMultilevel"/>
     <w:tmpl w:val="3C8AED34"/>
@@ -11727,7 +12440,120 @@
       </w:rPr>
     </w:lvl>
   </w:abstractNum>
-  <w:abstractNum w:abstractNumId="5" w15:restartNumberingAfterBreak="0">
+  <w:abstractNum w:abstractNumId="6" w15:restartNumberingAfterBreak="0">
+    <w:nsid w:val="39F82E67"/>
+    <w:multiLevelType w:val="hybridMultilevel"/>
+    <w:tmpl w:val="C9EAD0E2"/>
+    <w:lvl w:ilvl="0" w:tplc="08090001">
+      <w:start w:val="1"/>
+      <w:numFmt w:val="bullet"/>
+      <w:lvlText w:val=""/>
+      <w:lvlJc w:val="left"/>
+      <w:pPr>
+        <w:ind w:left="1004" w:hanging="360"/>
+      </w:pPr>
+      <w:rPr>
+        <w:rFonts w:ascii="Symbol" w:hAnsi="Symbol" w:hint="default"/>
+      </w:rPr>
+    </w:lvl>
+    <w:lvl w:ilvl="1" w:tplc="08090003" w:tentative="1">
+      <w:start w:val="1"/>
+      <w:numFmt w:val="bullet"/>
+      <w:lvlText w:val="o"/>
+      <w:lvlJc w:val="left"/>
+      <w:pPr>
+        <w:ind w:left="1724" w:hanging="360"/>
+      </w:pPr>
+      <w:rPr>
+        <w:rFonts w:ascii="Courier New" w:hAnsi="Courier New" w:cs="Courier New" w:hint="default"/>
+      </w:rPr>
+    </w:lvl>
+    <w:lvl w:ilvl="2" w:tplc="08090005" w:tentative="1">
+      <w:start w:val="1"/>
+      <w:numFmt w:val="bullet"/>
+      <w:lvlText w:val=""/>
+      <w:lvlJc w:val="left"/>
+      <w:pPr>
+        <w:ind w:left="2444" w:hanging="360"/>
+      </w:pPr>
+      <w:rPr>
+        <w:rFonts w:ascii="Wingdings" w:hAnsi="Wingdings" w:hint="default"/>
+      </w:rPr>
+    </w:lvl>
+    <w:lvl w:ilvl="3" w:tplc="08090001" w:tentative="1">
+      <w:start w:val="1"/>
+      <w:numFmt w:val="bullet"/>
+      <w:lvlText w:val=""/>
+      <w:lvlJc w:val="left"/>
+      <w:pPr>
+        <w:ind w:left="3164" w:hanging="360"/>
+      </w:pPr>
+      <w:rPr>
+        <w:rFonts w:ascii="Symbol" w:hAnsi="Symbol" w:hint="default"/>
+      </w:rPr>
+    </w:lvl>
+    <w:lvl w:ilvl="4" w:tplc="08090003" w:tentative="1">
+      <w:start w:val="1"/>
+      <w:numFmt w:val="bullet"/>
+      <w:lvlText w:val="o"/>
+      <w:lvlJc w:val="left"/>
+      <w:pPr>
+        <w:ind w:left="3884" w:hanging="360"/>
+      </w:pPr>
+      <w:rPr>
+        <w:rFonts w:ascii="Courier New" w:hAnsi="Courier New" w:cs="Courier New" w:hint="default"/>
+      </w:rPr>
+    </w:lvl>
+    <w:lvl w:ilvl="5" w:tplc="08090005" w:tentative="1">
+      <w:start w:val="1"/>
+      <w:numFmt w:val="bullet"/>
+      <w:lvlText w:val=""/>
+      <w:lvlJc w:val="left"/>
+      <w:pPr>
+        <w:ind w:left="4604" w:hanging="360"/>
+      </w:pPr>
+      <w:rPr>
+        <w:rFonts w:ascii="Wingdings" w:hAnsi="Wingdings" w:hint="default"/>
+      </w:rPr>
+    </w:lvl>
+    <w:lvl w:ilvl="6" w:tplc="08090001" w:tentative="1">
+      <w:start w:val="1"/>
+      <w:numFmt w:val="bullet"/>
+      <w:lvlText w:val=""/>
+      <w:lvlJc w:val="left"/>
+      <w:pPr>
+        <w:ind w:left="5324" w:hanging="360"/>
+      </w:pPr>
+      <w:rPr>
+        <w:rFonts w:ascii="Symbol" w:hAnsi="Symbol" w:hint="default"/>
+      </w:rPr>
+    </w:lvl>
+    <w:lvl w:ilvl="7" w:tplc="08090003" w:tentative="1">
+      <w:start w:val="1"/>
+      <w:numFmt w:val="bullet"/>
+      <w:lvlText w:val="o"/>
+      <w:lvlJc w:val="left"/>
+      <w:pPr>
+        <w:ind w:left="6044" w:hanging="360"/>
+      </w:pPr>
+      <w:rPr>
+        <w:rFonts w:ascii="Courier New" w:hAnsi="Courier New" w:cs="Courier New" w:hint="default"/>
+      </w:rPr>
+    </w:lvl>
+    <w:lvl w:ilvl="8" w:tplc="08090005" w:tentative="1">
+      <w:start w:val="1"/>
+      <w:numFmt w:val="bullet"/>
+      <w:lvlText w:val=""/>
+      <w:lvlJc w:val="left"/>
+      <w:pPr>
+        <w:ind w:left="6764" w:hanging="360"/>
+      </w:pPr>
+      <w:rPr>
+        <w:rFonts w:ascii="Wingdings" w:hAnsi="Wingdings" w:hint="default"/>
+      </w:rPr>
+    </w:lvl>
+  </w:abstractNum>
+  <w:abstractNum w:abstractNumId="7" w15:restartNumberingAfterBreak="0">
     <w:nsid w:val="3D1870FC"/>
     <w:multiLevelType w:val="hybridMultilevel"/>
     <w:tmpl w:val="9806A6AA"/>
@@ -11840,7 +12666,7 @@
       </w:rPr>
     </w:lvl>
   </w:abstractNum>
-  <w:abstractNum w:abstractNumId="6" w15:restartNumberingAfterBreak="0">
+  <w:abstractNum w:abstractNumId="8" w15:restartNumberingAfterBreak="0">
     <w:nsid w:val="44E95BEC"/>
     <w:multiLevelType w:val="hybridMultilevel"/>
     <w:tmpl w:val="67BAB3C4"/>
@@ -11929,7 +12755,7 @@
       </w:pPr>
     </w:lvl>
   </w:abstractNum>
-  <w:abstractNum w:abstractNumId="7" w15:restartNumberingAfterBreak="0">
+  <w:abstractNum w:abstractNumId="9" w15:restartNumberingAfterBreak="0">
     <w:nsid w:val="4FA95531"/>
     <w:multiLevelType w:val="hybridMultilevel"/>
     <w:tmpl w:val="254C3CC6"/>
@@ -12041,7 +12867,7 @@
       </w:rPr>
     </w:lvl>
   </w:abstractNum>
-  <w:abstractNum w:abstractNumId="8" w15:restartNumberingAfterBreak="0">
+  <w:abstractNum w:abstractNumId="10" w15:restartNumberingAfterBreak="0">
     <w:nsid w:val="50D41C48"/>
     <w:multiLevelType w:val="hybridMultilevel"/>
     <w:tmpl w:val="5D421006"/>
@@ -12130,7 +12956,7 @@
       </w:pPr>
     </w:lvl>
   </w:abstractNum>
-  <w:abstractNum w:abstractNumId="9" w15:restartNumberingAfterBreak="0">
+  <w:abstractNum w:abstractNumId="11" w15:restartNumberingAfterBreak="0">
     <w:nsid w:val="536752AA"/>
     <w:multiLevelType w:val="hybridMultilevel"/>
     <w:tmpl w:val="5D421006"/>
@@ -12219,7 +13045,7 @@
       </w:pPr>
     </w:lvl>
   </w:abstractNum>
-  <w:abstractNum w:abstractNumId="10" w15:restartNumberingAfterBreak="0">
+  <w:abstractNum w:abstractNumId="12" w15:restartNumberingAfterBreak="0">
     <w:nsid w:val="5A0F433A"/>
     <w:multiLevelType w:val="hybridMultilevel"/>
     <w:tmpl w:val="B0AEBAD8"/>
@@ -12308,7 +13134,7 @@
       </w:pPr>
     </w:lvl>
   </w:abstractNum>
-  <w:abstractNum w:abstractNumId="11" w15:restartNumberingAfterBreak="0">
+  <w:abstractNum w:abstractNumId="13" w15:restartNumberingAfterBreak="0">
     <w:nsid w:val="5B7D04F0"/>
     <w:multiLevelType w:val="hybridMultilevel"/>
     <w:tmpl w:val="3C1A320E"/>
@@ -12420,7 +13246,7 @@
       </w:rPr>
     </w:lvl>
   </w:abstractNum>
-  <w:abstractNum w:abstractNumId="12" w15:restartNumberingAfterBreak="0">
+  <w:abstractNum w:abstractNumId="14" w15:restartNumberingAfterBreak="0">
     <w:nsid w:val="5C8070CC"/>
     <w:multiLevelType w:val="hybridMultilevel"/>
     <w:tmpl w:val="29E6DA22"/>
@@ -12509,7 +13335,7 @@
       </w:pPr>
     </w:lvl>
   </w:abstractNum>
-  <w:abstractNum w:abstractNumId="13" w15:restartNumberingAfterBreak="0">
+  <w:abstractNum w:abstractNumId="15" w15:restartNumberingAfterBreak="0">
     <w:nsid w:val="61C22A40"/>
     <w:multiLevelType w:val="hybridMultilevel"/>
     <w:tmpl w:val="336E5734"/>
@@ -12621,7 +13447,7 @@
       </w:rPr>
     </w:lvl>
   </w:abstractNum>
-  <w:abstractNum w:abstractNumId="14" w15:restartNumberingAfterBreak="0">
+  <w:abstractNum w:abstractNumId="16" w15:restartNumberingAfterBreak="0">
     <w:nsid w:val="6697067C"/>
     <w:multiLevelType w:val="multilevel"/>
     <w:tmpl w:val="E38ACDB8"/>
@@ -12762,7 +13588,7 @@
       </w:rPr>
     </w:lvl>
   </w:abstractNum>
-  <w:abstractNum w:abstractNumId="15" w15:restartNumberingAfterBreak="0">
+  <w:abstractNum w:abstractNumId="17" w15:restartNumberingAfterBreak="0">
     <w:nsid w:val="68512F22"/>
     <w:multiLevelType w:val="hybridMultilevel"/>
     <w:tmpl w:val="AFBC47B0"/>
@@ -12851,7 +13677,7 @@
       </w:pPr>
     </w:lvl>
   </w:abstractNum>
-  <w:abstractNum w:abstractNumId="16" w15:restartNumberingAfterBreak="0">
+  <w:abstractNum w:abstractNumId="18" w15:restartNumberingAfterBreak="0">
     <w:nsid w:val="693E2BB6"/>
     <w:multiLevelType w:val="hybridMultilevel"/>
     <w:tmpl w:val="6706C562"/>
@@ -12964,7 +13790,7 @@
       </w:rPr>
     </w:lvl>
   </w:abstractNum>
-  <w:abstractNum w:abstractNumId="17" w15:restartNumberingAfterBreak="0">
+  <w:abstractNum w:abstractNumId="19" w15:restartNumberingAfterBreak="0">
     <w:nsid w:val="6F613776"/>
     <w:multiLevelType w:val="hybridMultilevel"/>
     <w:tmpl w:val="34CA8BE6"/>
@@ -13053,7 +13879,7 @@
       </w:pPr>
     </w:lvl>
   </w:abstractNum>
-  <w:abstractNum w:abstractNumId="18" w15:restartNumberingAfterBreak="0">
+  <w:abstractNum w:abstractNumId="20" w15:restartNumberingAfterBreak="0">
     <w:nsid w:val="6F710042"/>
     <w:multiLevelType w:val="hybridMultilevel"/>
     <w:tmpl w:val="6DD61F0A"/>
@@ -13142,7 +13968,7 @@
       </w:pPr>
     </w:lvl>
   </w:abstractNum>
-  <w:abstractNum w:abstractNumId="19" w15:restartNumberingAfterBreak="0">
+  <w:abstractNum w:abstractNumId="21" w15:restartNumberingAfterBreak="0">
     <w:nsid w:val="6F902F34"/>
     <w:multiLevelType w:val="hybridMultilevel"/>
     <w:tmpl w:val="02EA3CCC"/>
@@ -13232,64 +14058,70 @@
     </w:lvl>
   </w:abstractNum>
   <w:num w:numId="1" w16cid:durableId="1042943962">
-    <w:abstractNumId w:val="3"/>
+    <w:abstractNumId w:val="4"/>
   </w:num>
   <w:num w:numId="2" w16cid:durableId="1506244225">
-    <w:abstractNumId w:val="19"/>
+    <w:abstractNumId w:val="21"/>
   </w:num>
   <w:num w:numId="3" w16cid:durableId="2123644236">
+    <w:abstractNumId w:val="10"/>
+  </w:num>
+  <w:num w:numId="4" w16cid:durableId="121071861">
     <w:abstractNumId w:val="8"/>
   </w:num>
-  <w:num w:numId="4" w16cid:durableId="121071861">
-    <w:abstractNumId w:val="6"/>
-  </w:num>
   <w:num w:numId="5" w16cid:durableId="322860394">
-    <w:abstractNumId w:val="12"/>
+    <w:abstractNumId w:val="14"/>
   </w:num>
   <w:num w:numId="6" w16cid:durableId="230967975">
-    <w:abstractNumId w:val="4"/>
+    <w:abstractNumId w:val="5"/>
   </w:num>
   <w:num w:numId="7" w16cid:durableId="1331057218">
-    <w:abstractNumId w:val="16"/>
+    <w:abstractNumId w:val="18"/>
   </w:num>
   <w:num w:numId="8" w16cid:durableId="175578627">
     <w:abstractNumId w:val="0"/>
   </w:num>
   <w:num w:numId="9" w16cid:durableId="1081682937">
-    <w:abstractNumId w:val="14"/>
+    <w:abstractNumId w:val="16"/>
   </w:num>
   <w:num w:numId="10" w16cid:durableId="1137722154">
-    <w:abstractNumId w:val="17"/>
+    <w:abstractNumId w:val="19"/>
   </w:num>
   <w:num w:numId="11" w16cid:durableId="492254964">
-    <w:abstractNumId w:val="18"/>
+    <w:abstractNumId w:val="20"/>
   </w:num>
   <w:num w:numId="12" w16cid:durableId="1591355743">
     <w:abstractNumId w:val="1"/>
   </w:num>
   <w:num w:numId="13" w16cid:durableId="417991672">
+    <w:abstractNumId w:val="15"/>
+  </w:num>
+  <w:num w:numId="14" w16cid:durableId="1229344841">
+    <w:abstractNumId w:val="9"/>
+  </w:num>
+  <w:num w:numId="15" w16cid:durableId="1650479841">
     <w:abstractNumId w:val="13"/>
   </w:num>
-  <w:num w:numId="14" w16cid:durableId="1229344841">
+  <w:num w:numId="16" w16cid:durableId="174536702">
+    <w:abstractNumId w:val="17"/>
+  </w:num>
+  <w:num w:numId="17" w16cid:durableId="2025863559">
+    <w:abstractNumId w:val="11"/>
+  </w:num>
+  <w:num w:numId="18" w16cid:durableId="1199128435">
+    <w:abstractNumId w:val="12"/>
+  </w:num>
+  <w:num w:numId="19" w16cid:durableId="1660039001">
+    <w:abstractNumId w:val="3"/>
+  </w:num>
+  <w:num w:numId="20" w16cid:durableId="1124494787">
     <w:abstractNumId w:val="7"/>
   </w:num>
-  <w:num w:numId="15" w16cid:durableId="1650479841">
-    <w:abstractNumId w:val="11"/>
+  <w:num w:numId="21" w16cid:durableId="1793474665">
+    <w:abstractNumId w:val="6"/>
   </w:num>
-  <w:num w:numId="16" w16cid:durableId="174536702">
-    <w:abstractNumId w:val="15"/>
-  </w:num>
-  <w:num w:numId="17" w16cid:durableId="2025863559">
-    <w:abstractNumId w:val="9"/>
-  </w:num>
-  <w:num w:numId="18" w16cid:durableId="1199128435">
-    <w:abstractNumId w:val="10"/>
-  </w:num>
-  <w:num w:numId="19" w16cid:durableId="1660039001">
+  <w:num w:numId="22" w16cid:durableId="1876847266">
     <w:abstractNumId w:val="2"/>
-  </w:num>
-  <w:num w:numId="20" w16cid:durableId="1124494787">
-    <w:abstractNumId w:val="5"/>
   </w:num>
 </w:numbering>
 </file>
